--- a/word_reports/LP_0255_위치_416_Neil Diamond_I'm Glad You.docx
+++ b/word_reports/LP_0255_위치_416_Neil Diamond_I'm Glad You.docx
@@ -4,7 +4,7 @@
   <w:body>
     <w:p>
       <w:pPr>
-        <w:spacing w:after="280"/>
+        <w:spacing w:after="80"/>
       </w:pPr>
       <w:r>
         <w:rPr w:rFonts="맑은 고딕">
@@ -13,94 +13,47 @@
           <w:color w:val="1E3A8A"/>
           <w:sz w:val="30"/>
         </w:rPr>
-        <w:t>[416] Neil Diamond - I'm Glad You're Here with Tonight</w:t>
+        <w:t>Neil Diamond (닐 다이아몬드) - I'm Glad You're Here with Tonight</w:t>
       </w:r>
     </w:p>
     <w:p>
       <w:pPr>
-        <w:spacing w:after="320"/>
+        <w:spacing w:after="240"/>
       </w:pPr>
       <w:r>
         <w:rPr w:rFonts="맑은 고딕">
           <w:rFonts w:ascii="맑은 고딕" w:hAnsi="맑은 고딕" w:eastAsia="맑은 고딕"/>
           <w:b/>
-          <w:sz w:val="20"/>
+          <w:color w:val="4B5563"/>
+          <w:sz w:val="22"/>
         </w:rPr>
-        <w:t>■ 위치 : 416</w:t>
-        <w:br/>
-      </w:r>
-      <w:r>
-        <w:rPr w:rFonts="맑은 고딕">
-          <w:rFonts w:ascii="맑은 고딕" w:hAnsi="맑은 고딕" w:eastAsia="맑은 고딕"/>
-          <w:b/>
-          <w:sz w:val="20"/>
-        </w:rPr>
-        <w:t>■ 아티스트 : Neil Diamond</w:t>
-        <w:br/>
-      </w:r>
-      <w:r>
-        <w:rPr w:rFonts="맑은 고딕">
-          <w:rFonts w:ascii="맑은 고딕" w:hAnsi="맑은 고딕" w:eastAsia="맑은 고딕"/>
-          <w:b/>
-          <w:sz w:val="20"/>
-        </w:rPr>
-        <w:t>■ 앨범명 : I'm Glad You're Here with Tonight</w:t>
-        <w:br/>
-      </w:r>
-      <w:r>
-        <w:rPr w:rFonts="맑은 고딕">
-          <w:rFonts w:ascii="맑은 고딕" w:hAnsi="맑은 고딕" w:eastAsia="맑은 고딕"/>
-          <w:b w:val="0"/>
-          <w:sz w:val="20"/>
-        </w:rPr>
-        <w:t>■ 음반 레이블 : Columbia Records</w:t>
-        <w:br/>
-      </w:r>
-      <w:r>
-        <w:rPr w:rFonts="맑은 고딕">
-          <w:rFonts w:ascii="맑은 고딕" w:hAnsi="맑은 고딕" w:eastAsia="맑은 고딕"/>
-          <w:b w:val="0"/>
-          <w:sz w:val="20"/>
-        </w:rPr>
-        <w:t>■ 발매년도 : 1977</w:t>
-        <w:br/>
-      </w:r>
-      <w:r>
-        <w:rPr w:rFonts="맑은 고딕">
-          <w:rFonts w:ascii="맑은 고딕" w:hAnsi="맑은 고딕" w:eastAsia="맑은 고딕"/>
-          <w:b w:val="0"/>
-          <w:sz w:val="20"/>
-        </w:rPr>
-        <w:t>■ 장르 : 소프트 록 (Soft Rock), 팝 (Pop), 어덜트 컨템포러리 (Adult Contemporary)</w:t>
-        <w:br/>
-      </w:r>
-      <w:r>
-        <w:rPr w:rFonts="맑은 고딕">
-          <w:rFonts w:ascii="맑은 고딕" w:hAnsi="맑은 고딕" w:eastAsia="맑은 고딕"/>
-          <w:b w:val="0"/>
-          <w:sz w:val="20"/>
-        </w:rPr>
-        <w:t>■ 주요 수록곡 : 1. Desirée</w:t>
-        <w:br/>
+        <w:t>위치 :  416</w:t>
       </w:r>
     </w:p>
     <w:p>
       <w:pPr>
-        <w:spacing w:after="160"/>
+        <w:spacing w:line="324" w:lineRule="auto" w:before="80" w:after="160"/>
       </w:pPr>
       <w:r>
         <w:rPr w:rFonts="맑은 고딕">
           <w:rFonts w:ascii="맑은 고딕" w:hAnsi="맑은 고딕" w:eastAsia="맑은 고딕"/>
           <w:b/>
           <w:color w:val="1F2937"/>
-          <w:sz w:val="24"/>
+          <w:sz w:val="22"/>
         </w:rPr>
-        <w:t>■ 음반 해설 및 감상 가이드</w:t>
+        <w:t xml:space="preserve">[음반 소개] </w:t>
+      </w:r>
+      <w:r>
+        <w:rPr w:rFonts="맑은 고딕">
+          <w:rFonts w:ascii="맑은 고딕" w:hAnsi="맑은 고딕" w:eastAsia="맑은 고딕"/>
+          <w:b w:val="0"/>
+          <w:sz w:val="21"/>
+        </w:rPr>
       </w:r>
     </w:p>
     <w:p>
       <w:pPr>
-        <w:spacing w:line="312" w:lineRule="auto" w:after="120"/>
+        <w:spacing w:line="324" w:lineRule="auto" w:after="120"/>
       </w:pPr>
       <w:r>
         <w:rPr w:rFonts="맑은 고딕">
@@ -108,51 +61,516 @@
           <w:b w:val="0"/>
           <w:sz w:val="21"/>
         </w:rPr>
-        <w:t>1970년대 미국의 대중음악씬을 대표하는 위대한 싱어송라이터 닐 다이아몬드(Neil Diamond)가 1977년에 발표한 12번째 스튜디오 앨범 《I'm Glad You're Here with Me Tonight》은 그의 음악적 성숙기와 대중적 영광이 완벽한 조화를 이룬 명반입니다. 화려한 쇼맨십의 팝 스타 모습에서 한 걸음 물러나, 한층 서정적이고 친밀한 고백을 건네는 어쿠스틱 감성의 정수를 담아낸 이 음반은 듣는 이에게 깊은 온기와 위로를 선사합니다.</w:t>
+        <w:t>1977년 세상에 울려 퍼진 본 작은 싱어송라이터 닐 다이아몬드가 지닌 서정성의 정점을 포착하며, 차가운 밤의 공기를 따스하게 감싸 안는 낭만의 명반입니다. 특유의 묵직하면서도 온기 어린 바리톤 음색은 섬세하게 조율된 오케스트레이션과 완벽한 조화를 이루어, 듣는 이를 더없이 아늑한 정서적 안식처로 인도합니다. 화려한 무대 위의 열기를 잠시 내려놓고 고요한 독백과 진솔한 고백으로 채워 넣은 이 음반은, 팝 음악이 도달할 수 있는 가장 우아하고 품격 있는 위로의 시간을 선사합니다.</w:t>
       </w:r>
     </w:p>
     <w:p>
       <w:pPr>
-        <w:spacing w:line="312" w:lineRule="auto" w:after="120"/>
+        <w:spacing w:line="324" w:lineRule="auto" w:before="200" w:after="80"/>
       </w:pPr>
+      <w:r>
+        <w:rPr w:rFonts="맑은 고딕">
+          <w:rFonts w:ascii="맑은 고딕" w:hAnsi="맑은 고딕" w:eastAsia="맑은 고딕"/>
+          <w:b/>
+          <w:color w:val="1E3A8A"/>
+          <w:sz w:val="24"/>
+        </w:rPr>
+        <w:t>1. 음반 데이터</w:t>
+      </w:r>
+    </w:p>
+    <w:p>
+      <w:pPr>
+        <w:spacing w:line="324" w:lineRule="auto" w:after="80"/>
+      </w:pPr>
+      <w:r>
+        <w:rPr w:rFonts="맑은 고딕">
+          <w:rFonts w:ascii="맑은 고딕" w:hAnsi="맑은 고딕" w:eastAsia="맑은 고딕"/>
+          <w:b w:val="0"/>
+          <w:color w:val="6B7280"/>
+          <w:sz w:val="21"/>
+        </w:rPr>
+        <w:t xml:space="preserve">· </w:t>
+      </w:r>
+      <w:r>
+        <w:rPr w:rFonts="맑은 고딕">
+          <w:rFonts w:ascii="맑은 고딕" w:hAnsi="맑은 고딕" w:eastAsia="맑은 고딕"/>
+          <w:b/>
+          <w:color w:val="1F2937"/>
+          <w:sz w:val="21"/>
+        </w:rPr>
+        <w:t xml:space="preserve">앨범명: </w:t>
+      </w:r>
       <w:r>
         <w:rPr w:rFonts="맑은 고딕">
           <w:rFonts w:ascii="맑은 고딕" w:hAnsi="맑은 고딕" w:eastAsia="맑은 고딕"/>
           <w:b w:val="0"/>
           <w:sz w:val="21"/>
         </w:rPr>
-        <w:t>본 작의 음악적 가치는 닐 다이아몬드 특유의 호소력 짙은 바리톤 보이스와 절제된 어쿠스틱 편곡의 조화에 있습니다. 포 시즌스(The Four Seasons) 출신의 밥 고디오(Bob Gaudio)가 프로듀싱을 맡아 포크 록의 담백함에 풍성한 오케스트레이션을 절묘하게 더해 유려한 사운드를 완성했습니다. 특히 비치 보이스(The Beach Boys)의 명곡 "God Only Knows"나 조니 미첼(Joni Mitchell)의 "Free Man in Paris" 같은 타 아티스트의 수작들을 자신만의 깊은 음색으로 완벽히 재해석해 낸 가창의 스펙트럼이 매우 인상적입니다.</w:t>
+        <w:t>I'm Glad You're Here with Tonight</w:t>
       </w:r>
     </w:p>
     <w:p>
       <w:pPr>
-        <w:spacing w:line="312" w:lineRule="auto" w:after="120"/>
+        <w:spacing w:line="324" w:lineRule="auto" w:after="80"/>
       </w:pPr>
+      <w:r>
+        <w:rPr w:rFonts="맑은 고딕">
+          <w:rFonts w:ascii="맑은 고딕" w:hAnsi="맑은 고딕" w:eastAsia="맑은 고딕"/>
+          <w:b w:val="0"/>
+          <w:color w:val="6B7280"/>
+          <w:sz w:val="21"/>
+        </w:rPr>
+        <w:t xml:space="preserve">· </w:t>
+      </w:r>
+      <w:r>
+        <w:rPr w:rFonts="맑은 고딕">
+          <w:rFonts w:ascii="맑은 고딕" w:hAnsi="맑은 고딕" w:eastAsia="맑은 고딕"/>
+          <w:b/>
+          <w:color w:val="1F2937"/>
+          <w:sz w:val="21"/>
+        </w:rPr>
+        <w:t xml:space="preserve">아티스트: </w:t>
+      </w:r>
       <w:r>
         <w:rPr w:rFonts="맑은 고딕">
           <w:rFonts w:ascii="맑은 고딕" w:hAnsi="맑은 고딕" w:eastAsia="맑은 고딕"/>
           <w:b w:val="0"/>
           <w:sz w:val="21"/>
         </w:rPr>
-        <w:t>감상의 핵심은 앨범을 관통하는 대조적인 매력의 트랙들에 있습니다. 경쾌한 템포와 리드미컬한 브라스 섹션이 돋보이는 "Desirée"는 빌보드 차트를 매료시킨 대중적 히트곡의 면모를 보여주며, 훗날 바브라 스트라이샌드와의 유명한 두엣 버전으로 발전하게 되는 "You Don't Bring Me Flowers"의 원곡(솔로 버전)은 이 음반이 품은 가장 절절하고 아름다운 서정을 대변합니다. 타이틀곡의 나지막한 고백 역시 LP 특유의 따뜻한 아날로그 질감과 어우러져 깊은 여운을 남깁니다.</w:t>
+        <w:t>Neil Diamond (닐 다이아몬드)</w:t>
       </w:r>
     </w:p>
     <w:p>
       <w:pPr>
-        <w:spacing w:line="312" w:lineRule="auto" w:after="120"/>
+        <w:spacing w:line="324" w:lineRule="auto" w:after="80"/>
       </w:pPr>
+      <w:r>
+        <w:rPr w:rFonts="맑은 고딕">
+          <w:rFonts w:ascii="맑은 고딕" w:hAnsi="맑은 고딕" w:eastAsia="맑은 고딕"/>
+          <w:b w:val="0"/>
+          <w:color w:val="6B7280"/>
+          <w:sz w:val="21"/>
+        </w:rPr>
+        <w:t xml:space="preserve">· </w:t>
+      </w:r>
+      <w:r>
+        <w:rPr w:rFonts="맑은 고딕">
+          <w:rFonts w:ascii="맑은 고딕" w:hAnsi="맑은 고딕" w:eastAsia="맑은 고딕"/>
+          <w:b/>
+          <w:color w:val="1F2937"/>
+          <w:sz w:val="21"/>
+        </w:rPr>
+        <w:t xml:space="preserve">발매 정보: </w:t>
+      </w:r>
       <w:r>
         <w:rPr w:rFonts="맑은 고딕">
           <w:rFonts w:ascii="맑은 고딕" w:hAnsi="맑은 고딕" w:eastAsia="맑은 고딕"/>
           <w:b w:val="0"/>
           <w:sz w:val="21"/>
         </w:rPr>
-        <w:t>결론적으로 이 음반은 닐 다이아몬드라는 아티스트가 지닌 낭만주의적 예술성과 인간적인 온기가 가장 우아하게 투영된 작품입니다. 조용한 밤, 바이닐의 바늘이 회전하며 흘러나오는 그의 담담하면서도 진솔한 목소리는 세월이 흘러도 빛바래지 않는 서정주의 팝의 참된 품격을 입증해 줍니다.</w:t>
+        <w:t>1977년 11월 컬럼비아 레코드(Columbia Records)를 통해 발매된 닐 다이아몬드의 열한 번째 정규 스튜디오 앨범으로, 명프로듀서 밥 고디오(Bob Gaudio)와의 조우를 통해 팝과 오케스트라 사운드의 완벽한 결합을 성취해 낸 걸작입니다.</w:t>
+      </w:r>
+    </w:p>
+    <w:p>
+      <w:pPr>
+        <w:spacing w:line="324" w:lineRule="auto" w:after="80"/>
+      </w:pPr>
+      <w:r>
+        <w:rPr w:rFonts="맑은 고딕">
+          <w:rFonts w:ascii="맑은 고딕" w:hAnsi="맑은 고딕" w:eastAsia="맑은 고딕"/>
+          <w:b w:val="0"/>
+          <w:color w:val="6B7280"/>
+          <w:sz w:val="21"/>
+        </w:rPr>
+        <w:t xml:space="preserve">· </w:t>
+      </w:r>
+      <w:r>
+        <w:rPr w:rFonts="맑은 고딕">
+          <w:rFonts w:ascii="맑은 고딕" w:hAnsi="맑은 고딕" w:eastAsia="맑은 고딕"/>
+          <w:b/>
+          <w:color w:val="1F2937"/>
+          <w:sz w:val="21"/>
+        </w:rPr>
+        <w:t xml:space="preserve">LP 인기도(판매량): </w:t>
+      </w:r>
+      <w:r>
+        <w:rPr w:rFonts="맑은 고딕">
+          <w:rFonts w:ascii="맑은 고딕" w:hAnsi="맑은 고딕" w:eastAsia="맑은 고딕"/>
+          <w:b w:val="0"/>
+          <w:sz w:val="21"/>
+        </w:rPr>
+        <w:t>발매 직후 미국 빌보드 200 차트 17위에 올랐으며, 장기간 꾸준한 사랑을 받으며 미국음반산업협회(RIAA)로부터 더블 플래티넘(200만 장 이상 판매) 인증을 획득하는 등 상업성과 대중성을 동시에 확고히 증명하였습니다.</w:t>
+      </w:r>
+    </w:p>
+    <w:p>
+      <w:pPr>
+        <w:spacing w:line="324" w:lineRule="auto" w:after="80"/>
+      </w:pPr>
+      <w:r>
+        <w:rPr w:rFonts="맑은 고딕">
+          <w:rFonts w:ascii="맑은 고딕" w:hAnsi="맑은 고딕" w:eastAsia="맑은 고딕"/>
+          <w:b w:val="0"/>
+          <w:color w:val="6B7280"/>
+          <w:sz w:val="21"/>
+        </w:rPr>
+        <w:t xml:space="preserve">· </w:t>
+      </w:r>
+      <w:r>
+        <w:rPr w:rFonts="맑은 고딕">
+          <w:rFonts w:ascii="맑은 고딕" w:hAnsi="맑은 고딕" w:eastAsia="맑은 고딕"/>
+          <w:b/>
+          <w:color w:val="1F2937"/>
+          <w:sz w:val="21"/>
+        </w:rPr>
+        <w:t xml:space="preserve">각종 수상경력: </w:t>
+      </w:r>
+      <w:r>
+        <w:rPr w:rFonts="맑은 고딕">
+          <w:rFonts w:ascii="맑은 고딕" w:hAnsi="맑은 고딕" w:eastAsia="맑은 고딕"/>
+          <w:b w:val="0"/>
+          <w:sz w:val="21"/>
+        </w:rPr>
+        <w:t>리드 싱글 'Desirée'가 빌보드 어덜트 컨템포러리 차트 정상을 차지하며 음악적 우아함을 공인받았고, 훗날 팝 역사에 길이 남을 불멸의 명곡 'You Don't Bring Me Flowers'의 원형이 담긴 기념비적 음반으로서 평단과 대중의 두터운 찬사를 받았습니다.</w:t>
+      </w:r>
+    </w:p>
+    <w:p>
+      <w:pPr>
+        <w:spacing w:line="324" w:lineRule="auto" w:before="200" w:after="80"/>
+      </w:pPr>
+      <w:r>
+        <w:rPr w:rFonts="맑은 고딕">
+          <w:rFonts w:ascii="맑은 고딕" w:hAnsi="맑은 고딕" w:eastAsia="맑은 고딕"/>
+          <w:b/>
+          <w:color w:val="1E3A8A"/>
+          <w:sz w:val="24"/>
+        </w:rPr>
+        <w:t>2. 아티스트 정보</w:t>
+      </w:r>
+    </w:p>
+    <w:p>
+      <w:pPr>
+        <w:spacing w:line="324" w:lineRule="auto" w:after="80"/>
+      </w:pPr>
+      <w:r>
+        <w:rPr w:rFonts="맑은 고딕">
+          <w:rFonts w:ascii="맑은 고딕" w:hAnsi="맑은 고딕" w:eastAsia="맑은 고딕"/>
+          <w:b w:val="0"/>
+          <w:color w:val="6B7280"/>
+          <w:sz w:val="21"/>
+        </w:rPr>
+        <w:t xml:space="preserve">· </w:t>
+      </w:r>
+      <w:r>
+        <w:rPr w:rFonts="맑은 고딕">
+          <w:rFonts w:ascii="맑은 고딕" w:hAnsi="맑은 고딕" w:eastAsia="맑은 고딕"/>
+          <w:b/>
+          <w:color w:val="1F2937"/>
+          <w:sz w:val="21"/>
+        </w:rPr>
+        <w:t xml:space="preserve">국적: </w:t>
+      </w:r>
+      <w:r>
+        <w:rPr w:rFonts="맑은 고딕">
+          <w:rFonts w:ascii="맑은 고딕" w:hAnsi="맑은 고딕" w:eastAsia="맑은 고딕"/>
+          <w:b w:val="0"/>
+          <w:sz w:val="21"/>
+        </w:rPr>
+        <w:t>미국</w:t>
+      </w:r>
+    </w:p>
+    <w:p>
+      <w:pPr>
+        <w:spacing w:line="324" w:lineRule="auto" w:after="80"/>
+      </w:pPr>
+      <w:r>
+        <w:rPr w:rFonts="맑은 고딕">
+          <w:rFonts w:ascii="맑은 고딕" w:hAnsi="맑은 고딕" w:eastAsia="맑은 고딕"/>
+          <w:b w:val="0"/>
+          <w:color w:val="6B7280"/>
+          <w:sz w:val="21"/>
+        </w:rPr>
+        <w:t xml:space="preserve">· </w:t>
+      </w:r>
+      <w:r>
+        <w:rPr w:rFonts="맑은 고딕">
+          <w:rFonts w:ascii="맑은 고딕" w:hAnsi="맑은 고딕" w:eastAsia="맑은 고딕"/>
+          <w:b/>
+          <w:color w:val="1F2937"/>
+          <w:sz w:val="21"/>
+        </w:rPr>
+        <w:t xml:space="preserve">생몰년도: </w:t>
+      </w:r>
+      <w:r>
+        <w:rPr w:rFonts="맑은 고딕">
+          <w:rFonts w:ascii="맑은 고딕" w:hAnsi="맑은 고딕" w:eastAsia="맑은 고딕"/>
+          <w:b w:val="0"/>
+          <w:sz w:val="21"/>
+        </w:rPr>
+        <w:t>1941년 1월 24일 ~ 현재</w:t>
+      </w:r>
+    </w:p>
+    <w:p>
+      <w:pPr>
+        <w:spacing w:line="324" w:lineRule="auto" w:after="80"/>
+      </w:pPr>
+      <w:r>
+        <w:rPr w:rFonts="맑은 고딕">
+          <w:rFonts w:ascii="맑은 고딕" w:hAnsi="맑은 고딕" w:eastAsia="맑은 고딕"/>
+          <w:b w:val="0"/>
+          <w:color w:val="6B7280"/>
+          <w:sz w:val="21"/>
+        </w:rPr>
+        <w:t xml:space="preserve">· </w:t>
+      </w:r>
+      <w:r>
+        <w:rPr w:rFonts="맑은 고딕">
+          <w:rFonts w:ascii="맑은 고딕" w:hAnsi="맑은 고딕" w:eastAsia="맑은 고딕"/>
+          <w:b/>
+          <w:color w:val="1F2937"/>
+          <w:sz w:val="21"/>
+        </w:rPr>
+        <w:t xml:space="preserve">그룹 소속: </w:t>
+      </w:r>
+      <w:r>
+        <w:rPr w:rFonts="맑은 고딕">
+          <w:rFonts w:ascii="맑은 고딕" w:hAnsi="맑은 고딕" w:eastAsia="맑은 고딕"/>
+          <w:b w:val="0"/>
+          <w:sz w:val="21"/>
+        </w:rPr>
+        <w:t>솔로</w:t>
+      </w:r>
+    </w:p>
+    <w:p>
+      <w:pPr>
+        <w:spacing w:line="324" w:lineRule="auto" w:after="80"/>
+      </w:pPr>
+      <w:r>
+        <w:rPr w:rFonts="맑은 고딕">
+          <w:rFonts w:ascii="맑은 고딕" w:hAnsi="맑은 고딕" w:eastAsia="맑은 고딕"/>
+          <w:b w:val="0"/>
+          <w:color w:val="6B7280"/>
+          <w:sz w:val="21"/>
+        </w:rPr>
+        <w:t xml:space="preserve">· </w:t>
+      </w:r>
+      <w:r>
+        <w:rPr w:rFonts="맑은 고딕">
+          <w:rFonts w:ascii="맑은 고딕" w:hAnsi="맑은 고딕" w:eastAsia="맑은 고딕"/>
+          <w:b/>
+          <w:color w:val="1F2937"/>
+          <w:sz w:val="21"/>
+        </w:rPr>
+        <w:t xml:space="preserve">아티스트 소개: </w:t>
+      </w:r>
+      <w:r>
+        <w:rPr w:rFonts="맑은 고딕">
+          <w:rFonts w:ascii="맑은 고딕" w:hAnsi="맑은 고딕" w:eastAsia="맑은 고딕"/>
+          <w:b w:val="0"/>
+          <w:sz w:val="21"/>
+        </w:rPr>
+        <w:t>닐 다이아몬드는 전설적인 브릴 빌딩(Brill Building)의 작곡가로 음악 여정을 시작하여 팝과 포크, 록의 경계를 허문 20세기 미국의 독보적인 음유시인입니다. 심금을 울리는 중후한 바리톤 음색과 극적인 서사 구조를 지닌 멜로디 메이킹으로 록큰롤 명예의 전당과 작곡가 명예의 전당에 모두 헌액되었으며, 전 세계 1억 3천만 장 이상의 음반 판매고를 기록한 살아있는 팝의 전설입니다.</w:t>
+      </w:r>
+    </w:p>
+    <w:p>
+      <w:pPr>
+        <w:spacing w:line="324" w:lineRule="auto" w:before="200" w:after="80"/>
+      </w:pPr>
+      <w:r>
+        <w:rPr w:rFonts="맑은 고딕">
+          <w:rFonts w:ascii="맑은 고딕" w:hAnsi="맑은 고딕" w:eastAsia="맑은 고딕"/>
+          <w:b/>
+          <w:color w:val="1E3A8A"/>
+          <w:sz w:val="24"/>
+        </w:rPr>
+        <w:t>3. 음반 상세 분석</w:t>
+      </w:r>
+    </w:p>
+    <w:p>
+      <w:pPr>
+        <w:spacing w:line="324" w:lineRule="auto" w:after="80"/>
+      </w:pPr>
+      <w:r>
+        <w:rPr w:rFonts="맑은 고딕">
+          <w:rFonts w:ascii="맑은 고딕" w:hAnsi="맑은 고딕" w:eastAsia="맑은 고딕"/>
+          <w:b w:val="0"/>
+          <w:color w:val="6B7280"/>
+          <w:sz w:val="21"/>
+        </w:rPr>
+        <w:t xml:space="preserve">· </w:t>
+      </w:r>
+      <w:r>
+        <w:rPr w:rFonts="맑은 고딕">
+          <w:rFonts w:ascii="맑은 고딕" w:hAnsi="맑은 고딕" w:eastAsia="맑은 고딕"/>
+          <w:b/>
+          <w:color w:val="1F2937"/>
+          <w:sz w:val="21"/>
+        </w:rPr>
+        <w:t xml:space="preserve">역사적 위치: </w:t>
+      </w:r>
+      <w:r>
+        <w:rPr w:rFonts="맑은 고딕">
+          <w:rFonts w:ascii="맑은 고딕" w:hAnsi="맑은 고딕" w:eastAsia="맑은 고딕"/>
+          <w:b w:val="0"/>
+          <w:sz w:val="21"/>
+        </w:rPr>
+        <w:t>본 작은 1970년대 후반 '어덜트 컨템포러리(Adult Contemporary)' 팝 사운드가 예술적 완성도의 정점에 도달했음을 보여주는 결정적 이정표입니다. 브로드웨이 풍의 극적인 전개, 절제된 어쿠스틱 포크의 질감, 그리고 클래시컬한 현악 편곡의 절묘한 조화를 통하여, 세월의 풍파에 흔들리지 않는 클래식 팝의 절대적인 미학을 구축하였습니다.</w:t>
+      </w:r>
+    </w:p>
+    <w:p>
+      <w:pPr>
+        <w:spacing w:line="324" w:lineRule="auto" w:after="80"/>
+      </w:pPr>
+      <w:r>
+        <w:rPr w:rFonts="맑은 고딕">
+          <w:rFonts w:ascii="맑은 고딕" w:hAnsi="맑은 고딕" w:eastAsia="맑은 고딕"/>
+          <w:b w:val="0"/>
+          <w:color w:val="6B7280"/>
+          <w:sz w:val="21"/>
+        </w:rPr>
+        <w:t xml:space="preserve">· </w:t>
+      </w:r>
+      <w:r>
+        <w:rPr w:rFonts="맑은 고딕">
+          <w:rFonts w:ascii="맑은 고딕" w:hAnsi="맑은 고딕" w:eastAsia="맑은 고딕"/>
+          <w:b/>
+          <w:color w:val="1F2937"/>
+          <w:sz w:val="21"/>
+        </w:rPr>
+        <w:t xml:space="preserve">시대의 흔적(스토리텔링): </w:t>
+      </w:r>
+      <w:r>
+        <w:rPr w:rFonts="맑은 고딕">
+          <w:rFonts w:ascii="맑은 고딕" w:hAnsi="맑은 고딕" w:eastAsia="맑은 고딕"/>
+          <w:b w:val="0"/>
+          <w:sz w:val="21"/>
+        </w:rPr>
+        <w:t>디스코 열풍의 역동성과 펑크 록의 파격이 교차하던 1977년의 소란한 격변기 속에서, 이 음반은 성숙한 청춘들과 고단한 현대인들에게 깊은 쉼표와도 같은 안식처가 되어 주었습니다. 사랑의 회한과 스쳐 지나간 인연에 대한 그리움, 그리고 지금 곁에 머무는 소중한 존재를 향한 애틋한 감사를 노래하며, 당대 리스너들의 거실을 은은한 촛불처럼 밝혀주었던 온기가 고스란히 각인되어 있습니다.</w:t>
+      </w:r>
+    </w:p>
+    <w:p>
+      <w:pPr>
+        <w:spacing w:line="324" w:lineRule="auto" w:before="200" w:after="80"/>
+      </w:pPr>
+      <w:r>
+        <w:rPr w:rFonts="맑은 고딕">
+          <w:rFonts w:ascii="맑은 고딕" w:hAnsi="맑은 고딕" w:eastAsia="맑은 고딕"/>
+          <w:b/>
+          <w:color w:val="1E3A8A"/>
+          <w:sz w:val="24"/>
+        </w:rPr>
+        <w:t>4. 주요 수록곡 및 감상 제언</w:t>
+      </w:r>
+    </w:p>
+    <w:p>
+      <w:pPr>
+        <w:spacing w:line="324" w:lineRule="auto" w:after="80"/>
+      </w:pPr>
+      <w:r>
+        <w:rPr w:rFonts="맑은 고딕">
+          <w:rFonts w:ascii="맑은 고딕" w:hAnsi="맑은 고딕" w:eastAsia="맑은 고딕"/>
+          <w:b w:val="0"/>
+          <w:color w:val="6B7280"/>
+          <w:sz w:val="21"/>
+        </w:rPr>
+        <w:t xml:space="preserve">· </w:t>
+      </w:r>
+      <w:r>
+        <w:rPr w:rFonts="맑은 고딕">
+          <w:rFonts w:ascii="맑은 고딕" w:hAnsi="맑은 고딕" w:eastAsia="맑은 고딕"/>
+          <w:b/>
+          <w:color w:val="1F2937"/>
+          <w:sz w:val="21"/>
+        </w:rPr>
+        <w:t xml:space="preserve">주요 수록곡 특징: </w:t>
+      </w:r>
+      <w:r>
+        <w:rPr w:rFonts="맑은 고딕">
+          <w:rFonts w:ascii="맑은 고딕" w:hAnsi="맑은 고딕" w:eastAsia="맑은 고딕"/>
+          <w:b w:val="0"/>
+          <w:sz w:val="21"/>
+        </w:rPr>
+        <w:t>첫 곡 'Desirée'는 이국적이면서도 매혹적인 리듬과 닐 다이아몬드 특유의 서사적인 보컬이 돋보이며 단숨에 귀를 사로잡습니다. 비치 보이스의 불후의 명곡을 재해석한 'God Only Knows'는 원곡의 찬란함 위에 원숙한 무게감을 덧입혀 깊은 감동을 주며, 훗날 바브라 스트라이샌드와의 듀엣으로 세상을 울리기 전 수록된 'You Don't Bring Me Flowers'의 오리지널 솔로 버전은 고독과 쓸쓸함을 담담하게 토해내는 절절한 표현력으로 앨범의 백미를 장식합니다.</w:t>
+      </w:r>
+    </w:p>
+    <w:p>
+      <w:pPr>
+        <w:spacing w:line="324" w:lineRule="auto" w:after="80"/>
+      </w:pPr>
+      <w:r>
+        <w:rPr w:rFonts="맑은 고딕">
+          <w:rFonts w:ascii="맑은 고딕" w:hAnsi="맑은 고딕" w:eastAsia="맑은 고딕"/>
+          <w:b w:val="0"/>
+          <w:color w:val="6B7280"/>
+          <w:sz w:val="21"/>
+        </w:rPr>
+        <w:t xml:space="preserve">· </w:t>
+      </w:r>
+      <w:r>
+        <w:rPr w:rFonts="맑은 고딕">
+          <w:rFonts w:ascii="맑은 고딕" w:hAnsi="맑은 고딕" w:eastAsia="맑은 고딕"/>
+          <w:b/>
+          <w:color w:val="1F2937"/>
+          <w:sz w:val="21"/>
+        </w:rPr>
+        <w:t xml:space="preserve">빈티지 감상 제언: </w:t>
+      </w:r>
+      <w:r>
+        <w:rPr w:rFonts="맑은 고딕">
+          <w:rFonts w:ascii="맑은 고딕" w:hAnsi="맑은 고딕" w:eastAsia="맑은 고딕"/>
+          <w:b w:val="0"/>
+          <w:sz w:val="21"/>
+        </w:rPr>
+        <w:t>닐 다이아몬드의 묵직한 저음과 유려하게 펼쳐지는 오케스트라 현악 세션은 진공관 앰프의 부드럽고 따스한 배음과 결합할 때 비로소 그 진가를 발휘합니다. 턴테이블 카트리지가 바이닐의 미세한 소리골을 트래킹하며 뿜어내는 농밀한 아날로그 텍스처는, 마치 늦은 밤 음악가가 바로 곁에서 나지막이 자신의 심연을 들려주는 듯한 황홀한 공간감을 선사합니다.</w:t>
+      </w:r>
+    </w:p>
+    <w:p>
+      <w:pPr>
+        <w:spacing w:line="324" w:lineRule="auto" w:after="80"/>
+      </w:pPr>
+      <w:r>
+        <w:rPr w:rFonts="맑은 고딕">
+          <w:rFonts w:ascii="맑은 고딕" w:hAnsi="맑은 고딕" w:eastAsia="맑은 고딕"/>
+          <w:b w:val="0"/>
+          <w:color w:val="6B7280"/>
+          <w:sz w:val="21"/>
+        </w:rPr>
+        <w:t xml:space="preserve">· </w:t>
+      </w:r>
+      <w:r>
+        <w:rPr w:rFonts="맑은 고딕">
+          <w:rFonts w:ascii="맑은 고딕" w:hAnsi="맑은 고딕" w:eastAsia="맑은 고딕"/>
+          <w:b/>
+          <w:color w:val="1F2937"/>
+          <w:sz w:val="21"/>
+        </w:rPr>
+        <w:t xml:space="preserve">소장 가치: </w:t>
+      </w:r>
+      <w:r>
+        <w:rPr w:rFonts="맑은 고딕">
+          <w:rFonts w:ascii="맑은 고딕" w:hAnsi="맑은 고딕" w:eastAsia="맑은 고딕"/>
+          <w:b w:val="0"/>
+          <w:sz w:val="21"/>
+        </w:rPr>
+        <w:t>정교하고 입체적인 오리지널 아날로그 믹싱과 거장의 가장 완숙했던 음악적 전성기가 담긴 본 LP는 수집가들에게 놓칠 수 없는 귀중한 자산입니다. 한 시대를 풍미한 대형 아티스트가 가장 정갈하고 내밀한 목소리로 청자에게 말을 건네는 순간을 피지컬 음반의 온기로 소유한다는 점에서 독보적인 소장 가치를 지닙니다.</w:t>
+      </w:r>
+    </w:p>
+    <w:p>
+      <w:pPr>
+        <w:spacing w:line="324" w:lineRule="auto" w:after="120" w:before="160"/>
+      </w:pPr>
+      <w:r>
+        <w:rPr w:rFonts="맑은 고딕">
+          <w:rFonts w:ascii="맑은 고딕" w:hAnsi="맑은 고딕" w:eastAsia="맑은 고딕"/>
+          <w:b/>
+          <w:color w:val="4338CA"/>
+          <w:sz w:val="21"/>
+        </w:rPr>
+        <w:t>이 음반을 통해 바쁜 일상에 지친 마음을 어루만지고 아날로그 선율이 빚어내는 깊고 따스한 밤의 위로가 전해주는 감동을 다시 한번 경험해 보시는 것은 어떨까요?</w:t>
       </w:r>
     </w:p>
     <w:sectPr>
       <w:pgSz w:w="12240" w:h="15840"/>
-      <w:pgMar w:top="1440" w:right="1440" w:bottom="1440" w:left="1440" w:header="720" w:footer="720" w:gutter="0"/>
+      <w:pgMar w:top="1152" w:right="1296" w:bottom="1152" w:left="1296" w:header="720" w:footer="720" w:gutter="0"/>
       <w:cols w:space="720"/>
       <w:docGrid w:linePitch="360"/>
     </w:sectPr>

--- a/word_reports/LP_0255_위치_416_Neil Diamond_I'm Glad You.docx
+++ b/word_reports/LP_0255_위치_416_Neil Diamond_I'm Glad You.docx
@@ -32,7 +32,7 @@
     </w:p>
     <w:p>
       <w:pPr>
-        <w:spacing w:line="324" w:lineRule="auto" w:before="80" w:after="160"/>
+        <w:spacing w:line="324" w:lineRule="auto" w:before="80" w:after="120"/>
       </w:pPr>
       <w:r>
         <w:rPr w:rFonts="맑은 고딕">
@@ -42,13 +42,6 @@
           <w:sz w:val="22"/>
         </w:rPr>
         <w:t xml:space="preserve">[음반 소개] </w:t>
-      </w:r>
-      <w:r>
-        <w:rPr w:rFonts="맑은 고딕">
-          <w:rFonts w:ascii="맑은 고딕" w:hAnsi="맑은 고딕" w:eastAsia="맑은 고딕"/>
-          <w:b w:val="0"/>
-          <w:sz w:val="21"/>
-        </w:rPr>
       </w:r>
     </w:p>
     <w:p>
@@ -61,7 +54,33 @@
           <w:b w:val="0"/>
           <w:sz w:val="21"/>
         </w:rPr>
-        <w:t>1977년 세상에 울려 퍼진 본 작은 싱어송라이터 닐 다이아몬드가 지닌 서정성의 정점을 포착하며, 차가운 밤의 공기를 따스하게 감싸 안는 낭만의 명반입니다. 특유의 묵직하면서도 온기 어린 바리톤 음색은 섬세하게 조율된 오케스트레이션과 완벽한 조화를 이루어, 듣는 이를 더없이 아늑한 정서적 안식처로 인도합니다. 화려한 무대 위의 열기를 잠시 내려놓고 고요한 독백과 진솔한 고백으로 채워 넣은 이 음반은, 팝 음악이 도달할 수 있는 가장 우아하고 품격 있는 위로의 시간을 선사합니다.</w:t>
+        <w:t>1970년대 후반의 대중음악계는 찬란한 디스코의 열기와 거친 펑크 록의 함성이 교차하던 격동의 시기였습니다. 이 화려하고도 소란스러운 음악적 조류의 틈바구니 속에서, 닐 다이아몬드(Neil Diamond)는 유행에 편승하기보다 인간 내면의 가장 부드럽고 솔직한 결을 어루만지는 길을 택했습니다. 1977년 세상에 울려 퍼진 본 작 『I'm Glad You're Here with Tonight』(원제: I'm Glad You're Here with Me Tonight)은 브루클린의 고독한 음유시인으로 출발해 세계적인 팝의 거장으로 자리매김한 그가 도달한 서정적 완숙미의 정점을 보여주는 앨범입니다. 전작들이 뿜어내던 폭발적인 무대 장악력과 격정적 열정의 숨결을 한 템포 가다듬고, 오롯이 한 사람의 청자만을 마주하듯 낮고 깊은 목소리로 속삭이는 친밀한 고백록과도 같습니다.</w:t>
+      </w:r>
+    </w:p>
+    <w:p>
+      <w:pPr>
+        <w:spacing w:line="324" w:lineRule="auto" w:after="120"/>
+      </w:pPr>
+      <w:r>
+        <w:rPr w:rFonts="맑은 고딕">
+          <w:rFonts w:ascii="맑은 고딕" w:hAnsi="맑은 고딕" w:eastAsia="맑은 고딕"/>
+          <w:b w:val="0"/>
+          <w:sz w:val="21"/>
+        </w:rPr>
+        <w:t>명 프로듀서 밥 가우디오(Bob Gaudio)와의 조우는 닐 다이아몬드의 음악 세계에 한층 더 깊은 실내악적 격조와 유려한 팝 오케스트레이션을 입혀주었습니다. 음반의 문을 여는 순간, 벨벳처럼 부드럽고 묵직한 그의 바리톤 보컬은 화려한 현악 편곡과 섬세한 어쿠스틱 기타 선율을 타고 청자의 가슴속 깊숙한 곳으로 스며듭니다. 그는 이 앨범을 통해 화려한 스포트라이트 뒤에 가려진 고독, 사랑의 찰나와 상실, 그리고 이 모든 것을 품어 안는 온기 어린 동행의 가치를 노래했습니다. 앨범의 표제가 전하듯, "오늘 밤 당신이 내 곁에 있어 참으로 다행입니다"라는 진솔한 인사는 혼란한 시대를 살아가던 대중에게 더없는 위안이자 영혼의 쉼터가 되어주었습니다.</w:t>
+      </w:r>
+    </w:p>
+    <w:p>
+      <w:pPr>
+        <w:spacing w:line="324" w:lineRule="auto" w:after="120"/>
+      </w:pPr>
+      <w:r>
+        <w:rPr w:rFonts="맑은 고딕">
+          <w:rFonts w:ascii="맑은 고딕" w:hAnsi="맑은 고딕" w:eastAsia="맑은 고딕"/>
+          <w:b w:val="0"/>
+          <w:sz w:val="21"/>
+        </w:rPr>
+        <w:t>또한 이 앨범은 팝 역사에 길이 남을 명곡이자 훗날 바브라 스트라이샌드와의 듀엣으로 전 세계를 눈물짓게 한 ‘You Don't Bring Me Flowers’의 원곡 솔로 버전이 수록된 작품으로도 독보적인 가치를 지닙니다. 자작곡뿐만 아니라 조니 미첼(Joni Mitchell)의 ‘Free Man in Paris’, 비치 보이스의 클래식 ‘God Only Knows’를 자신만의 웅숭깊은 해석으로 재탄생시킨 트랙들은 거장으로서의 폭넓은 음악적 스펙트럼을 증명합니다. 반세기에 가까운 세월이 흐른 지금, LP의 그루브를 따라 회전하는 그의 음성은 시간의 풍화를 견뎌낸 클래식 고유의 우아함과 깊은 서정적 울림으로 여전히 우리의 밤을 따스하게 감싸 안습니다.</w:t>
       </w:r>
     </w:p>
     <w:p>
@@ -168,7 +187,7 @@
           <w:b w:val="0"/>
           <w:sz w:val="21"/>
         </w:rPr>
-        <w:t>1977년 11월 컬럼비아 레코드(Columbia Records)를 통해 발매된 닐 다이아몬드의 열한 번째 정규 스튜디오 앨범으로, 명프로듀서 밥 고디오(Bob Gaudio)와의 조우를 통해 팝과 오케스트라 사운드의 완벽한 결합을 성취해 낸 걸작입니다.</w:t>
+        <w:t>1977년 11월 미국의 대표적 레이블 컬럼비아 레코드(Columbia Records)를 통해 발매된 닐 다이아몬드의 통산 열한 번째 정규 스튜디오 앨범입니다. 포 시즌스(The Four Seasons)의 핵심 멤버이자 명 프로듀서인 밥 가우디오(Bob Gaudio)가 프로듀싱을 맡아 70년대 어덜트 컨템포러리 사운드의 정수를 우아하고 세련된 오케스트레이션으로 빚어냈습니다.</w:t>
       </w:r>
     </w:p>
     <w:p>
@@ -199,7 +218,7 @@
           <w:b w:val="0"/>
           <w:sz w:val="21"/>
         </w:rPr>
-        <w:t>발매 직후 미국 빌보드 200 차트 17위에 올랐으며, 장기간 꾸준한 사랑을 받으며 미국음반산업협회(RIAA)로부터 더블 플래티넘(200만 장 이상 판매) 인증을 획득하는 등 상업성과 대중성을 동시에 확고히 증명하였습니다.</w:t>
+        <w:t>발매 직후 미국 빌보드 200 앨범 차트 17위에 올랐으며, 꾸준한 스테디셀러로 사랑받으며 미국 음반 산업 협회(RIAA)로부터 더블 플래티넘(200만 장 이상 판매) 인증을 획득했습니다. 영국, 캐나다, 호주 등 영미권 전역에서 골드 및 플래티넘을 기록하며 대중적·상업적으로 확고한 성공을 거두었습니다.</w:t>
       </w:r>
     </w:p>
     <w:p>
@@ -230,7 +249,7 @@
           <w:b w:val="0"/>
           <w:sz w:val="21"/>
         </w:rPr>
-        <w:t>리드 싱글 'Desirée'가 빌보드 어덜트 컨템포러리 차트 정상을 차지하며 음악적 우아함을 공인받았고, 훗날 팝 역사에 길이 남을 불멸의 명곡 'You Don't Bring Me Flowers'의 원형이 담긴 기념비적 음반으로서 평단과 대중의 두터운 찬사를 받았습니다.</w:t>
+        <w:t>리드 싱글 ‘Desirée’가 빌보드 어덜트 컨템포러리 차트 1위(핫 100 차트 16위)를 석권하였으며, 수록곡 ‘You Don't Bring Me Flowers’는 대중과 평단의 폭발적인 찬사를 이끌어내며 후일 그래미 어워즈 '올해의 레코드' 후보에 오르는 듀엣 리메이크 신드롬의 시발점이 되었습니다.</w:t>
       </w:r>
     </w:p>
     <w:p>
@@ -275,7 +294,7 @@
           <w:b w:val="0"/>
           <w:sz w:val="21"/>
         </w:rPr>
-        <w:t>미국</w:t>
+        <w:t>미국 (United States)</w:t>
       </w:r>
     </w:p>
     <w:p>
@@ -337,7 +356,7 @@
           <w:b w:val="0"/>
           <w:sz w:val="21"/>
         </w:rPr>
-        <w:t>솔로</w:t>
+        <w:t>솔로 (Solo)</w:t>
       </w:r>
     </w:p>
     <w:p>
@@ -368,7 +387,7 @@
           <w:b w:val="0"/>
           <w:sz w:val="21"/>
         </w:rPr>
-        <w:t>닐 다이아몬드는 전설적인 브릴 빌딩(Brill Building)의 작곡가로 음악 여정을 시작하여 팝과 포크, 록의 경계를 허문 20세기 미국의 독보적인 음유시인입니다. 심금을 울리는 중후한 바리톤 음색과 극적인 서사 구조를 지닌 멜로디 메이킹으로 록큰롤 명예의 전당과 작곡가 명예의 전당에 모두 헌액되었으며, 전 세계 1억 3천만 장 이상의 음반 판매고를 기록한 살아있는 팝의 전설입니다.</w:t>
+        <w:t>닐 다이아몬드는 가슴을 울리는 독보적인 중저음 바리톤 보컬과 탁월한 스토리텔링 작곡 능력을 겸비한 20세기 팝 음악계의 위대한 거장입니다. 브릴 빌딩(Brill Building)의 명작곡가로 출발하여 솔로 아티스트로서 전 세계 1억 3천만 장 이상의 음반 판매고를 기록하였으며, 로큰롤 명예의 전당과 송라이터스 명예의 전당에 모두 헌액된 불멸의 싱어송라이터입니다.</w:t>
       </w:r>
     </w:p>
     <w:p>
@@ -413,7 +432,7 @@
           <w:b w:val="0"/>
           <w:sz w:val="21"/>
         </w:rPr>
-        <w:t>본 작은 1970년대 후반 '어덜트 컨템포러리(Adult Contemporary)' 팝 사운드가 예술적 완성도의 정점에 도달했음을 보여주는 결정적 이정표입니다. 브로드웨이 풍의 극적인 전개, 절제된 어쿠스틱 포크의 질감, 그리고 클래시컬한 현악 편곡의 절묘한 조화를 통하여, 세월의 풍파에 흔들리지 않는 클래식 팝의 절대적인 미학을 구축하였습니다.</w:t>
+        <w:t>1970년대 후반 어덜트 컨템포러리(Adult Contemporary)와 팝 발라드 장르의 작법이 도달할 수 있는 가장 높은 예술적 품격을 보여준 명반입니다. 록과 포크에 기반을 두었던 초기 스타일을 넘어 유려한 현악 편곡과 절제된 감정 표현을 성공적으로 융합하며, 성인 청중을 매료시키는 세련된 팝의 표본을 확립했습니다.</w:t>
       </w:r>
     </w:p>
     <w:p>
@@ -444,7 +463,7 @@
           <w:b w:val="0"/>
           <w:sz w:val="21"/>
         </w:rPr>
-        <w:t>디스코 열풍의 역동성과 펑크 록의 파격이 교차하던 1977년의 소란한 격변기 속에서, 이 음반은 성숙한 청춘들과 고단한 현대인들에게 깊은 쉼표와도 같은 안식처가 되어 주었습니다. 사랑의 회한과 스쳐 지나간 인연에 대한 그리움, 그리고 지금 곁에 머무는 소중한 존재를 향한 애틋한 감사를 노래하며, 당대 리스너들의 거실을 은은한 촛불처럼 밝혀주었던 온기가 고스란히 각인되어 있습니다.</w:t>
+        <w:t>디스코 클럽의 미러볼과 펑크의 분노가 교차하던 1977년의 도심 속에서, 이 음반은 하루의 고단함을 내려놓고 집으로 돌아온 당대 청춘들과 중장년층에게 차분한 찻잔과도 같은 위로를 건넸습니다. 관계의 권태와 이별의 아픔, 그럼에도 불구하고 마주 앉은 이의 온기를 확인하고자 했던 당시 사람들의 내면적 정서가 LP 특유의 정갈한 트랙 배치 속에 고스란히 담겨 있습니다.</w:t>
       </w:r>
     </w:p>
     <w:p>
@@ -489,7 +508,99 @@
           <w:b w:val="0"/>
           <w:sz w:val="21"/>
         </w:rPr>
-        <w:t>첫 곡 'Desirée'는 이국적이면서도 매혹적인 리듬과 닐 다이아몬드 특유의 서사적인 보컬이 돋보이며 단숨에 귀를 사로잡습니다. 비치 보이스의 불후의 명곡을 재해석한 'God Only Knows'는 원곡의 찬란함 위에 원숙한 무게감을 덧입혀 깊은 감동을 주며, 훗날 바브라 스트라이샌드와의 듀엣으로 세상을 울리기 전 수록된 'You Don't Bring Me Flowers'의 오리지널 솔로 버전은 고독과 쓸쓸함을 담담하게 토해내는 절절한 표현력으로 앨범의 백미를 장식합니다.</w:t>
+      </w:r>
+    </w:p>
+    <w:p>
+      <w:pPr>
+        <w:spacing w:line="324" w:lineRule="auto" w:after="80"/>
+      </w:pPr>
+      <w:r>
+        <w:rPr w:rFonts="맑은 고딕">
+          <w:rFonts w:ascii="맑은 고딕" w:hAnsi="맑은 고딕" w:eastAsia="맑은 고딕"/>
+          <w:b w:val="0"/>
+          <w:color w:val="6B7280"/>
+          <w:sz w:val="21"/>
+        </w:rPr>
+        <w:t xml:space="preserve">· </w:t>
+      </w:r>
+      <w:r>
+        <w:rPr w:rFonts="맑은 고딕">
+          <w:rFonts w:ascii="맑은 고딕" w:hAnsi="맑은 고딕" w:eastAsia="맑은 고딕"/>
+          <w:b/>
+          <w:color w:val="1F2937"/>
+          <w:sz w:val="21"/>
+        </w:rPr>
+        <w:t xml:space="preserve">‘Desirée’: </w:t>
+      </w:r>
+      <w:r>
+        <w:rPr w:rFonts="맑은 고딕">
+          <w:rFonts w:ascii="맑은 고딕" w:hAnsi="맑은 고딕" w:eastAsia="맑은 고딕"/>
+          <w:b w:val="0"/>
+          <w:sz w:val="21"/>
+        </w:rPr>
+        <w:t>활기찬 리듬감과 매혹적인 멜로디 라인이 돋보이는 곡으로, 다이아몬드 특유의 드라마틱한 가창력과 풍성한 브라스·현악 앙상블이 청량한 활력을 선사합니다.</w:t>
+      </w:r>
+    </w:p>
+    <w:p>
+      <w:pPr>
+        <w:spacing w:line="324" w:lineRule="auto" w:after="80"/>
+      </w:pPr>
+      <w:r>
+        <w:rPr w:rFonts="맑은 고딕">
+          <w:rFonts w:ascii="맑은 고딕" w:hAnsi="맑은 고딕" w:eastAsia="맑은 고딕"/>
+          <w:b w:val="0"/>
+          <w:color w:val="6B7280"/>
+          <w:sz w:val="21"/>
+        </w:rPr>
+        <w:t xml:space="preserve">· </w:t>
+      </w:r>
+      <w:r>
+        <w:rPr w:rFonts="맑은 고딕">
+          <w:rFonts w:ascii="맑은 고딕" w:hAnsi="맑은 고딕" w:eastAsia="맑은 고딕"/>
+          <w:b/>
+          <w:color w:val="1F2937"/>
+          <w:sz w:val="21"/>
+        </w:rPr>
+        <w:t xml:space="preserve">‘You Don't Bring Me Flowers’: </w:t>
+      </w:r>
+      <w:r>
+        <w:rPr w:rFonts="맑은 고딕">
+          <w:rFonts w:ascii="맑은 고딕" w:hAnsi="맑은 고딕" w:eastAsia="맑은 고딕"/>
+          <w:b w:val="0"/>
+          <w:sz w:val="21"/>
+        </w:rPr>
+        <w:t>사랑이 식어가는 연인의 쓸쓸한 거리를 담담하게 읊조리는 오리지널 솔로 버전으로, 화려한 기교 없이 오직 피아노와 보컬의 호흡만으로 가슴 저릿한 서정의 극치를 보여줍니다.</w:t>
+      </w:r>
+    </w:p>
+    <w:p>
+      <w:pPr>
+        <w:spacing w:line="324" w:lineRule="auto" w:after="80"/>
+      </w:pPr>
+      <w:r>
+        <w:rPr w:rFonts="맑은 고딕">
+          <w:rFonts w:ascii="맑은 고딕" w:hAnsi="맑은 고딕" w:eastAsia="맑은 고딕"/>
+          <w:b w:val="0"/>
+          <w:color w:val="6B7280"/>
+          <w:sz w:val="21"/>
+        </w:rPr>
+        <w:t xml:space="preserve">· </w:t>
+      </w:r>
+      <w:r>
+        <w:rPr w:rFonts="맑은 고딕">
+          <w:rFonts w:ascii="맑은 고딕" w:hAnsi="맑은 고딕" w:eastAsia="맑은 고딕"/>
+          <w:b/>
+          <w:color w:val="1F2937"/>
+          <w:sz w:val="21"/>
+        </w:rPr>
+        <w:t xml:space="preserve">‘Free Man in Paris’ &amp; ‘God Only Knows’: </w:t>
+      </w:r>
+      <w:r>
+        <w:rPr w:rFonts="맑은 고딕">
+          <w:rFonts w:ascii="맑은 고딕" w:hAnsi="맑은 고딕" w:eastAsia="맑은 고딕"/>
+          <w:b w:val="0"/>
+          <w:sz w:val="21"/>
+        </w:rPr>
+        <w:t>조니 미첼과 비치 보이스의 명곡을 재해석한 트랙들로, 원작의 명성에 기대지 않고 닐 다이아몬드만의 중후한 무게감과 기품 있는 템포로 새 생명을 불어넣었습니다.</w:t>
       </w:r>
     </w:p>
     <w:p>
@@ -520,7 +631,7 @@
           <w:b w:val="0"/>
           <w:sz w:val="21"/>
         </w:rPr>
-        <w:t>닐 다이아몬드의 묵직한 저음과 유려하게 펼쳐지는 오케스트라 현악 세션은 진공관 앰프의 부드럽고 따스한 배음과 결합할 때 비로소 그 진가를 발휘합니다. 턴테이블 카트리지가 바이닐의 미세한 소리골을 트래킹하며 뿜어내는 농밀한 아날로그 텍스처는, 마치 늦은 밤 음악가가 바로 곁에서 나지막이 자신의 심연을 들려주는 듯한 황홀한 공간감을 선사합니다.</w:t>
+        <w:t>진공관 앰프의 부드러운 배음과 턴테이블 카트리지가 긁어내는 온기 어린 그루브에서 이 음반의 진가가 드러납니다. 특히 스트링 섹션의 풍성한 질감과 닐 다이아몬드의 묵직한 보컬 기음(基音)이 완벽한 밸런스를 이루므로, 늦은 밤 은은한 조명 아래에서 스피커 음량을 적당히 올리고 현악의 잔향에 귀를 기울일 때 아날로그 사운드의 정취를 온전히 체감할 수 있습니다.</w:t>
       </w:r>
     </w:p>
     <w:p>
@@ -551,7 +662,7 @@
           <w:b w:val="0"/>
           <w:sz w:val="21"/>
         </w:rPr>
-        <w:t>정교하고 입체적인 오리지널 아날로그 믹싱과 거장의 가장 완숙했던 음악적 전성기가 담긴 본 LP는 수집가들에게 놓칠 수 없는 귀중한 자산입니다. 한 시대를 풍미한 대형 아티스트가 가장 정갈하고 내밀한 목소리로 청자에게 말을 건네는 순간을 피지컬 음반의 온기로 소유한다는 점에서 독보적인 소장 가치를 지닙니다.</w:t>
+        <w:t>팝 음악사에서 가장 극적인 명곡 중 하나인 ‘You Don't Bring Me Flowers’의 순수한 오리지널리티를 아날로그 바이닐로 감상할 수 있다는 점 하나만으로도 컬렉터들에게 필청 음반입니다. 1970년대 후반 컬럼비아 레코드 특유의 단단하고 윤기 있는 사운드 마스터링이 돋보이는 소장용 클래식 팝 LP입니다.</w:t>
       </w:r>
     </w:p>
     <w:p>
@@ -565,7 +676,7 @@
           <w:color w:val="4338CA"/>
           <w:sz w:val="21"/>
         </w:rPr>
-        <w:t>이 음반을 통해 바쁜 일상에 지친 마음을 어루만지고 아날로그 선율이 빚어내는 깊고 따스한 밤의 위로가 전해주는 감동을 다시 한번 경험해 보시는 것은 어떨까요?</w:t>
+        <w:t>이 음반을 통해 가을밤의 낙엽처럼 깊고 따스한 닐 다이아몬드의 목소리가 전해주는 감동을 다시 한번 경험해 보시는 것은 어떨까요?</w:t>
       </w:r>
     </w:p>
     <w:sectPr>
